--- a/research/pg_information_control_frontier/deliverables/YCS_PG_Information_Control_Frontier_v1.0_PARTIAL/02_Scientific_Research_Report.docx
+++ b/research/pg_information_control_frontier/deliverables/YCS_PG_Information_Control_Frontier_v1.0_PARTIAL/02_Scientific_Research_Report.docx
@@ -14646,7 +14646,7 @@
       <w:r>
         <w:drawing>
           <wp:inline>
-            <wp:extent cx="5334000" cy="3441965"/>
+            <wp:extent cx="5334000" cy="3517629"/>
             <wp:effectExtent b="0" l="0" r="0" t="0"/>
             <wp:docPr descr="Figure 15. Tracking, sampled safety, effort and computing trade-offs" title="" id="90" name="Picture"/>
             <a:graphic>
@@ -14667,7 +14667,7 @@
                   <pic:spPr bwMode="auto">
                     <a:xfrm>
                       <a:off x="0" y="0"/>
-                      <a:ext cx="5334000" cy="3441965"/>
+                      <a:ext cx="5334000" cy="3517629"/>
                     </a:xfrm>
                     <a:prstGeom prst="rect">
                       <a:avLst/>

--- a/research/pg_information_control_frontier/deliverables/YCS_PG_Information_Control_Frontier_v1.0_PARTIAL/02_Scientific_Research_Report.docx
+++ b/research/pg_information_control_frontier/deliverables/YCS_PG_Information_Control_Frontier_v1.0_PARTIAL/02_Scientific_Research_Report.docx
@@ -113,7 +113,19 @@
         <w:t xml:space="preserve"> </w:t>
       </w:r>
       <w:r>
-        <w:t xml:space="preserve">October</w:t>
+        <w:t xml:space="preserve">de</w:t>
+      </w:r>
+      <w:r>
+        <w:t xml:space="preserve"> </w:t>
+      </w:r>
+      <w:r>
+        <w:t xml:space="preserve">outubro</w:t>
+      </w:r>
+      <w:r>
+        <w:t xml:space="preserve"> </w:t>
+      </w:r>
+      <w:r>
+        <w:t xml:space="preserve">de</w:t>
       </w:r>
       <w:r>
         <w:t xml:space="preserve"> </w:t>
@@ -147,11 +159,32 @@
       <w:r>
         <w:t xml:space="preserve">Este estudo computacional investiga limites de informação e decisão em um modelo recuperado de reator de propilenoglicol de seis estados. Existe uma classe química exatamente indistinguível de dimensão dois sob capacidades caloríficas constantes e cinética de primeira ordem. Acrescentar realimentação térmica da camisa não a elimina. O posto funcional das capacidades caloríficas caracteriza uma ambiguidade suficiente remanescente; exemplos com propriedades dependentes de temperatura examinam a separabilidade prática. A suíte principal executou 5320 trajetórias, com 400 trajetórias de confirmação em sementes independentes e 18 verificações de grade. Na diluição nominal, separação inicial de produto de 0,8 kmol/m3 implica limite inferior de 0.060376 kmol h/m3 para o pior IAE entre dois mundos em 0,9 h. Há conflito decisório positivo em 51 dos 80 casos finitos examinados. Os ganhos médios adicionais por ambiguidade foram 0,63% e 0,66%, com intervalos pareados incluindo zero; compartilhar a correção com o preditor reduziu IAE em 39,91% frente à correção somente do estimador. Não se demonstrou superioridade sobre todo NMPC contínuo. As alternativas físicas não foram calibradas, e os números históricos ICAC não foram reproduzidos independentemente. Trata-se de manuscrito parcial de pesquisa, ainda não validado para submissão.</w:t>
       </w:r>
-      <w:r>
-        <w:t xml:space="preserve"> </w:t>
-      </w:r>
-      <w:r>
-        <w:t xml:space="preserve"># Introdução</w:t>
+    </w:p>
+    <w:bookmarkEnd w:id="20"/>
+    <w:bookmarkStart w:id="21" w:name="introdução"/>
+    <w:p>
+      <w:pPr>
+        <w:pStyle w:val="Heading1"/>
+      </w:pPr>
+      <w:r>
+        <w:rPr>
+          <w:rStyle w:val="SectionNumber"/>
+        </w:rPr>
+        <w:t xml:space="preserve">2</w:t>
+      </w:r>
+      <w:r>
+        <w:tab/>
+      </w:r>
+      <w:r>
+        <w:t xml:space="preserve">Introdução</w:t>
+      </w:r>
+    </w:p>
+    <w:p>
+      <w:pPr>
+        <w:pStyle w:val="FirstParagraph"/>
+      </w:pPr>
+      <w:r>
+        <w:t xml:space="preserve">O controle inferencial de qualidade depende da informação carregada pelos sensores e das previsões usadas na escolha das ações. Reduzir o RMSE de concentração não garante diminuir a perda de controle em malha fechada. Este estudo audita um CSTR de propilenoglicol de seis estados antes de testar maior complexidade. Separam-se duas perguntas: existe ambiguidade química demonstrável quando somente temperaturas são medidas? Representar essa ambiguidade melhora o controle contra comparadores igualmente informados?</w:t>
       </w:r>
     </w:p>
     <w:p>
@@ -159,7 +192,61 @@
         <w:pStyle w:val="BodyText"/>
       </w:pPr>
       <w:r>
-        <w:t xml:space="preserve">O controle inferencial de qualidade depende da informação carregada pelos sensores e das previsões usadas na escolha das ações. Reduzir o RMSE de concentração não garante diminuir a perda de controle em malha fechada. Este estudo audita um CSTR de propilenoglicol de seis estados antes de testar maior complexidade. Separam-se duas perguntas: existe ambiguidade química demonstrável quando somente temperaturas são medidas? Representar essa ambiguidade melhora o controle contra comparadores igualmente informados?</w:t>
+        <w:t xml:space="preserve">O manuscrito interno ICAC já descrevia gêmeos calorimétricos e conflitos de decisão. Seus percentuais permanecem evidência histórica. A branch e o arquivo completo de reprodução ICAC não estavam disponíveis. O presente manuscrito registra um núcleo computacional independente, com pendências explícitas para publicação.</w:t>
+      </w:r>
+    </w:p>
+    <w:bookmarkEnd w:id="21"/>
+    <w:bookmarkStart w:id="22" w:name="trabalhos-relacionados"/>
+    <w:p>
+      <w:pPr>
+        <w:pStyle w:val="Heading1"/>
+      </w:pPr>
+      <w:r>
+        <w:rPr>
+          <w:rStyle w:val="SectionNumber"/>
+        </w:rPr>
+        <w:t xml:space="preserve">3</w:t>
+      </w:r>
+      <w:r>
+        <w:tab/>
+      </w:r>
+      <w:r>
+        <w:t xml:space="preserve">Trabalhos relacionados</w:t>
+      </w:r>
+    </w:p>
+    <w:p>
+      <w:pPr>
+        <w:pStyle w:val="FirstParagraph"/>
+      </w:pPr>
+      <w:r>
+        <w:t xml:space="preserve">Observabilidade e identificabilidade não lineares distinguem perda de informação de dificuldade numérica</w:t>
+      </w:r>
+      <w:r>
+        <w:t xml:space="preserve"> </w:t>
+      </w:r>
+      <w:r>
+        <w:t xml:space="preserve">(Hermann e Krener 1977; Villaverde, Barreiro, e Papachristodoulou 2016)</w:t>
+      </w:r>
+      <w:r>
+        <w:t xml:space="preserve">. Ambiguidade de concentração em reatores já aparece em estudos de cinética não monotônica e controle por saída</w:t>
+      </w:r>
+      <w:r>
+        <w:t xml:space="preserve"> </w:t>
+      </w:r>
+      <w:r>
+        <w:t xml:space="preserve">(Schaum et al. 2007)</w:t>
+      </w:r>
+      <w:r>
+        <w:t xml:space="preserve">. Sensibilidades empíricas revelam direções fracas sem demonstrar observabilidade estrutural global</w:t>
+      </w:r>
+      <w:r>
+        <w:t xml:space="preserve"> </w:t>
+      </w:r>
+      <w:r>
+        <w:t xml:space="preserve">(Lall, Marsden, e Glavaski 2002)</w:t>
+      </w:r>
+      <w:r>
+        <w:t xml:space="preserve">.</w:t>
       </w:r>
     </w:p>
     <w:p>
@@ -167,11 +254,47 @@
         <w:pStyle w:val="BodyText"/>
       </w:pPr>
       <w:r>
-        <w:t xml:space="preserve">O manuscrito interno ICAC já descrevia gêmeos calorimétricos e conflitos de decisão. Seus percentuais permanecem evidência histórica. A branch e o arquivo completo de reprodução ICAC não estavam disponíveis. O presente manuscrito registra um núcleo computacional independente, com pendências explícitas para publicação.</w:t>
+        <w:t xml:space="preserve">MHE com restrições e MPC por realimentação de saída possuem fundamentação consolidada</w:t>
+      </w:r>
+      <w:r>
+        <w:t xml:space="preserve"> </w:t>
+      </w:r>
+      <w:r>
+        <w:t xml:space="preserve">(Rao, Rawlings, e Mayne 2003; Rawlings, Mayne, e Diehl 2017)</w:t>
+      </w:r>
+      <w:r>
+        <w:t xml:space="preserve">. Regret sob medições possui antecedentes com comparadores diferentes, em sistemas lineares</w:t>
+      </w:r>
+      <w:r>
+        <w:t xml:space="preserve"> </w:t>
+      </w:r>
+      <w:r>
+        <w:t xml:space="preserve">(Goel e Hassibi 2021)</w:t>
+      </w:r>
+      <w:r>
+        <w:t xml:space="preserve">. Predição orientada à decisão e controle dual também antecedem a campanha</w:t>
+      </w:r>
+      <w:r>
+        <w:t xml:space="preserve"> </w:t>
+      </w:r>
+      <w:r>
+        <w:t xml:space="preserve">(Elmachtoub e Grigas 2022; Klenske e Hennig 2016)</w:t>
+      </w:r>
+      <w:r>
+        <w:t xml:space="preserve">. Preprints recentes investigam medições dependentes de entrada e risco de parâmetros latentes</w:t>
+      </w:r>
+      <w:r>
+        <w:t xml:space="preserve"> </w:t>
+      </w:r>
+      <w:r>
+        <w:t xml:space="preserve">(Cao et al. 2026; Enwerem, Baras, e Belta 2026)</w:t>
+      </w:r>
+      <w:r>
+        <w:t xml:space="preserve">. A contribuição candidata aqui é a classificação específica pela capacidade calorífica, com proveniência rastreável e experimentos de decisão no PG.</w:t>
       </w:r>
     </w:p>
-    <w:bookmarkEnd w:id="20"/>
-    <w:bookmarkStart w:id="21" w:name="trabalhos-relacionados"/>
+    <w:bookmarkEnd w:id="22"/>
+    <w:bookmarkStart w:id="24" w:name="modelo-físico-do-processo"/>
     <w:p>
       <w:pPr>
         <w:pStyle w:val="Heading1"/>
@@ -180,105 +303,7 @@
         <w:rPr>
           <w:rStyle w:val="SectionNumber"/>
         </w:rPr>
-        <w:t xml:space="preserve">2</w:t>
-      </w:r>
-      <w:r>
-        <w:tab/>
-      </w:r>
-      <w:r>
-        <w:t xml:space="preserve">Trabalhos relacionados</w:t>
-      </w:r>
-    </w:p>
-    <w:p>
-      <w:pPr>
-        <w:pStyle w:val="FirstParagraph"/>
-      </w:pPr>
-      <w:r>
-        <w:t xml:space="preserve">Observabilidade e identificabilidade não lineares distinguem perda de informação de dificuldade numérica</w:t>
-      </w:r>
-      <w:r>
-        <w:t xml:space="preserve"> </w:t>
-      </w:r>
-      <w:r>
-        <w:t xml:space="preserve">(Hermann e Krener 1977; Villaverde, Barreiro, e Papachristodoulou 2016)</w:t>
-      </w:r>
-      <w:r>
-        <w:t xml:space="preserve">. Ambiguidade de concentração em reatores já aparece em estudos de cinética não monotônica e controle por saída</w:t>
-      </w:r>
-      <w:r>
-        <w:t xml:space="preserve"> </w:t>
-      </w:r>
-      <w:r>
-        <w:t xml:space="preserve">(Schaum et al. 2007)</w:t>
-      </w:r>
-      <w:r>
-        <w:t xml:space="preserve">. Sensibilidades empíricas revelam direções fracas sem demonstrar observabilidade estrutural global</w:t>
-      </w:r>
-      <w:r>
-        <w:t xml:space="preserve"> </w:t>
-      </w:r>
-      <w:r>
-        <w:t xml:space="preserve">(Lall, Marsden, e Glavaski 2002)</w:t>
-      </w:r>
-      <w:r>
-        <w:t xml:space="preserve">.</w:t>
-      </w:r>
-    </w:p>
-    <w:p>
-      <w:pPr>
-        <w:pStyle w:val="BodyText"/>
-      </w:pPr>
-      <w:r>
-        <w:t xml:space="preserve">MHE com restrições e MPC por realimentação de saída possuem fundamentação consolidada</w:t>
-      </w:r>
-      <w:r>
-        <w:t xml:space="preserve"> </w:t>
-      </w:r>
-      <w:r>
-        <w:t xml:space="preserve">(Rao, Rawlings, e Mayne 2003; Rawlings, Mayne, e Diehl 2017)</w:t>
-      </w:r>
-      <w:r>
-        <w:t xml:space="preserve">. Regret sob medições possui antecedentes com comparadores diferentes, em sistemas lineares</w:t>
-      </w:r>
-      <w:r>
-        <w:t xml:space="preserve"> </w:t>
-      </w:r>
-      <w:r>
-        <w:t xml:space="preserve">(Goel e Hassibi 2021)</w:t>
-      </w:r>
-      <w:r>
-        <w:t xml:space="preserve">. Predição orientada à decisão e controle dual também antecedem a campanha</w:t>
-      </w:r>
-      <w:r>
-        <w:t xml:space="preserve"> </w:t>
-      </w:r>
-      <w:r>
-        <w:t xml:space="preserve">(Elmachtoub e Grigas 2022; Klenske e Hennig 2016)</w:t>
-      </w:r>
-      <w:r>
-        <w:t xml:space="preserve">. Preprints recentes investigam medições dependentes de entrada e risco de parâmetros latentes</w:t>
-      </w:r>
-      <w:r>
-        <w:t xml:space="preserve"> </w:t>
-      </w:r>
-      <w:r>
-        <w:t xml:space="preserve">(Cao et al. 2026; Enwerem, Baras, e Belta 2026)</w:t>
-      </w:r>
-      <w:r>
-        <w:t xml:space="preserve">. A contribuição candidata aqui é a classificação específica pela capacidade calorífica, com proveniência rastreável e experimentos de decisão no PG.</w:t>
-      </w:r>
-    </w:p>
-    <w:bookmarkEnd w:id="21"/>
-    <w:bookmarkStart w:id="23" w:name="modelo-físico-do-processo"/>
-    <w:p>
-      <w:pPr>
-        <w:pStyle w:val="Heading1"/>
-      </w:pPr>
-      <w:r>
-        <w:rPr>
-          <w:rStyle w:val="SectionNumber"/>
-        </w:rPr>
-        <w:t xml:space="preserve">3</w:t>
+        <w:t xml:space="preserve">4</w:t>
       </w:r>
       <w:r>
         <w:tab/>
@@ -1763,7 +1788,7 @@
         <w:t xml:space="preserve">O benchmark de volume constante calcula a vazão volumétrica de saída pelas densidades das alimentações, mas não impõe equação de estado dependente da composição nem fechamento por volumes molares parciais a cada inventário candidato. Positividade representa admissibilidade no modelo, não admissibilidade física completa da mistura líquida. Restrições exatas adicionais de composição e volume intersectariam o subespaço invisível e poderiam reduzi-lo. Variação de volume pela reação e entalpia não ideal permanecem fora das reconciliações testadas.</w:t>
       </w:r>
     </w:p>
-    <w:bookmarkStart w:id="22" w:name="alternativas-físicas-explícitas"/>
+    <w:bookmarkStart w:id="23" w:name="alternativas-físicas-explícitas"/>
     <w:p>
       <w:pPr>
         <w:pStyle w:val="Heading2"/>
@@ -1772,7 +1797,7 @@
         <w:rPr>
           <w:rStyle w:val="SectionNumber"/>
         </w:rPr>
-        <w:t xml:space="preserve">3.1</w:t>
+        <w:t xml:space="preserve">4.1</w:t>
       </w:r>
       <w:r>
         <w:tab/>
@@ -2436,9 +2461,9 @@
         <w:t xml:space="preserve">históricos. As inclinações relativas são (0.0015,0.0002,0.0025,0.0010) por K; as curvaturas relativas são (0.000010,0.000002,0.000016,-0.000003) por K ao quadrado. M2L anula as curvaturas. Entalpias sensíveis e de reação são integradas consistentemente. São modelos sintéticos de sensibilidade, sem calibração de propriedades; nenhum constitui o M1 fisicamente validado solicitado na missão integral.</w:t>
       </w:r>
     </w:p>
-    <w:bookmarkEnd w:id="22"/>
     <w:bookmarkEnd w:id="23"/>
-    <w:bookmarkStart w:id="24" w:name="arquiteturas-de-estimação-e-controle"/>
+    <w:bookmarkEnd w:id="24"/>
+    <w:bookmarkStart w:id="25" w:name="arquiteturas-de-estimação-e-controle"/>
     <w:p>
       <w:pPr>
         <w:pStyle w:val="Heading1"/>
@@ -2447,7 +2472,7 @@
         <w:rPr>
           <w:rStyle w:val="SectionNumber"/>
         </w:rPr>
-        <w:t xml:space="preserve">4</w:t>
+        <w:t xml:space="preserve">5</w:t>
       </w:r>
       <w:r>
         <w:tab/>
@@ -2675,8 +2700,8 @@
         <w:t xml:space="preserve">Esse objetivo difere do IAE. B1_continuous otimiza o mesmo problema de dois blocos por SLSQP, iniciado na solução da grade. É um comparador local; não equivale ao NMPC histórico completo de horizonte 57 e seis movimentos.</w:t>
       </w:r>
     </w:p>
-    <w:bookmarkEnd w:id="24"/>
-    <w:bookmarkStart w:id="25" w:name="metodologia-experimental"/>
+    <w:bookmarkEnd w:id="25"/>
+    <w:bookmarkStart w:id="26" w:name="metodologia-experimental"/>
     <w:p>
       <w:pPr>
         <w:pStyle w:val="Heading1"/>
@@ -2685,7 +2710,7 @@
         <w:rPr>
           <w:rStyle w:val="SectionNumber"/>
         </w:rPr>
-        <w:t xml:space="preserve">5</w:t>
+        <w:t xml:space="preserve">6</w:t>
       </w:r>
       <w:r>
         <w:tab/>
@@ -2726,8 +2751,8 @@
         <w:t xml:space="preserve">A planta usa RK4 com 12 subpassos, comparado ao DOP853 do SciPy com rtol 2e-11 e atol 1e-12. Predição usa três subpassos e filtro quatro. Estados físicos não são recortados. Reparos de positividade e covariância do estimador são contabilizados. Métricas escalares são recalculadas independentemente das trajetórias salvas. Os tempos pertencem a CPU Linux hospedada, sem certificação no Ryzen de destino.</w:t>
       </w:r>
     </w:p>
-    <w:bookmarkEnd w:id="25"/>
-    <w:bookmarkStart w:id="26" w:name="parâmetros-e-condição-inicial"/>
+    <w:bookmarkEnd w:id="26"/>
+    <w:bookmarkStart w:id="27" w:name="parâmetros-e-condição-inicial"/>
     <w:p>
       <w:pPr>
         <w:pStyle w:val="Heading1"/>
@@ -2736,7 +2761,7 @@
         <w:rPr>
           <w:rStyle w:val="SectionNumber"/>
         </w:rPr>
-        <w:t xml:space="preserve">6</w:t>
+        <w:t xml:space="preserve">7</w:t>
       </w:r>
       <w:r>
         <w:tab/>
@@ -3453,8 +3478,8 @@
         <w:t xml:space="preserve">Equilíbrio nominal: 0.607024732, 33.989102107, 2.295764605, 3.628486671, 332.333618020, 314.397585330.</w:t>
       </w:r>
     </w:p>
-    <w:bookmarkEnd w:id="26"/>
-    <w:bookmarkStart w:id="35" w:name="escopo-matemático-e-demonstrações"/>
+    <w:bookmarkEnd w:id="27"/>
+    <w:bookmarkStart w:id="36" w:name="escopo-matemático-e-demonstrações"/>
     <w:p>
       <w:pPr>
         <w:pStyle w:val="Heading1"/>
@@ -3463,7 +3488,7 @@
         <w:rPr>
           <w:rStyle w:val="SectionNumber"/>
         </w:rPr>
-        <w:t xml:space="preserve">7</w:t>
+        <w:t xml:space="preserve">8</w:t>
       </w:r>
       <w:r>
         <w:tab/>
@@ -3480,7 +3505,7 @@
         <w:t xml:space="preserve">Os resultados seguintes descrevem a classe de modelos explicitada, sem estabelecer validação de uma instalação industrial. O tempo é medido em horas. Os mundos comparados compartilham alimentações conhecidas, parâmetros, referência, restrições de atuação e temperaturas iniciais medidas. As condições químicas iniciais pertencem ao domínio positivo aberto admitido pelo benchmark de seis estados, sem impor uma equação de estado validada da mistura. Restrições exatas adicionais de admissibilidade devem ser intersectadas com a classe construída e podem reduzir sua dimensão. Supõem-se existência e unicidade das soluções no horizonte considerado. As entradas podem depender causalmente das temperaturas medidas. As afirmações de informação exata usam medições sem ruído ou acoplamento com a mesma realização aditiva de ruído.</w:t>
       </w:r>
     </w:p>
-    <w:bookmarkStart w:id="27" w:name="X2d174ec7f6b9097eae5ab5cd4f44ec9f6bd38e4"/>
+    <w:bookmarkStart w:id="28" w:name="X2d174ec7f6b9097eae5ab5cd4f44ec9f6bd38e4"/>
     <w:p>
       <w:pPr>
         <w:pStyle w:val="Heading2"/>
@@ -3489,7 +3514,7 @@
         <w:rPr>
           <w:rStyle w:val="SectionNumber"/>
         </w:rPr>
-        <w:t xml:space="preserve">7.1</w:t>
+        <w:t xml:space="preserve">8.1</w:t>
       </w:r>
       <w:r>
         <w:tab/>
@@ -4365,8 +4390,8 @@
         <w:t xml:space="preserve">não explica, isoladamente, a ambiguidade química bidimensional.</w:t>
       </w:r>
     </w:p>
-    <w:bookmarkEnd w:id="27"/>
-    <w:bookmarkStart w:id="28" w:name="X6ae9455b2b5dadd42ca6b939033393eba0ef5ab"/>
+    <w:bookmarkEnd w:id="28"/>
+    <w:bookmarkStart w:id="29" w:name="X6ae9455b2b5dadd42ca6b939033393eba0ef5ab"/>
     <w:p>
       <w:pPr>
         <w:pStyle w:val="Heading2"/>
@@ -4375,7 +4400,7 @@
         <w:rPr>
           <w:rStyle w:val="SectionNumber"/>
         </w:rPr>
-        <w:t xml:space="preserve">7.2</w:t>
+        <w:t xml:space="preserve">8.2</w:t>
       </w:r>
       <w:r>
         <w:tab/>
@@ -5056,8 +5081,8 @@
         <w:t xml:space="preserve">é identificado, mas seu valor inicial é informação adicional.</w:t>
       </w:r>
     </w:p>
-    <w:bookmarkEnd w:id="28"/>
-    <w:bookmarkStart w:id="29" w:name="Xeadec4760e6779cef7b2b9c12dc359135b232b6"/>
+    <w:bookmarkEnd w:id="29"/>
+    <w:bookmarkStart w:id="30" w:name="Xeadec4760e6779cef7b2b9c12dc359135b232b6"/>
     <w:p>
       <w:pPr>
         <w:pStyle w:val="Heading2"/>
@@ -5066,7 +5091,7 @@
         <w:rPr>
           <w:rStyle w:val="SectionNumber"/>
         </w:rPr>
-        <w:t xml:space="preserve">7.3</w:t>
+        <w:t xml:space="preserve">8.3</w:t>
       </w:r>
       <w:r>
         <w:tab/>
@@ -6534,8 +6559,8 @@
         <w:t xml:space="preserve">Menor não nulo é condição suficiente de posto quatro nesse teste local do quociente. Ele se anula no equilíbrio nominal com entrada constante. O valor zero isolado não demonstra inobservabilidade; a construção explícita de trajetórias invariantes acima demonstra esse caso particular. O sistema de seis estados continua com posto máximo quatro sob a simetria válida para todas as entradas. As avaliações de precisão arbitrária são cálculos locais de apoio, não um teorema global de posto.</w:t>
       </w:r>
     </w:p>
-    <w:bookmarkEnd w:id="29"/>
-    <w:bookmarkStart w:id="30" w:name="X8f8ea567710e7e256d628017c52d82b9a31e406"/>
+    <w:bookmarkEnd w:id="30"/>
+    <w:bookmarkStart w:id="31" w:name="X8f8ea567710e7e256d628017c52d82b9a31e406"/>
     <w:p>
       <w:pPr>
         <w:pStyle w:val="Heading2"/>
@@ -6544,7 +6569,7 @@
         <w:rPr>
           <w:rStyle w:val="SectionNumber"/>
         </w:rPr>
-        <w:t xml:space="preserve">7.4</w:t>
+        <w:t xml:space="preserve">8.4</w:t>
       </w:r>
       <w:r>
         <w:tab/>
@@ -7287,8 +7312,8 @@
         <w:t xml:space="preserve">. A fórmula não se transfere automaticamente para realimentação adaptativa ruidosa em que as ações modificam a separação química. Não se reivindica aqui um limite estocástico industrial.</w:t>
       </w:r>
     </w:p>
-    <w:bookmarkEnd w:id="30"/>
-    <w:bookmarkStart w:id="31" w:name="Xbea1fd7059921f17e8073b080a4608ff80a3f84"/>
+    <w:bookmarkEnd w:id="31"/>
+    <w:bookmarkStart w:id="32" w:name="Xbea1fd7059921f17e8073b080a4608ff80a3f84"/>
     <w:p>
       <w:pPr>
         <w:pStyle w:val="Heading2"/>
@@ -7297,7 +7322,7 @@
         <w:rPr>
           <w:rStyle w:val="SectionNumber"/>
         </w:rPr>
-        <w:t xml:space="preserve">7.5</w:t>
+        <w:t xml:space="preserve">8.5</w:t>
       </w:r>
       <w:r>
         <w:tab/>
@@ -7618,8 +7643,8 @@
         <w:t xml:space="preserve">Quando as restrições dependem do mundo, os ótimos individuais devem respeitar seus conjuntos declarados e a decisão robusta pertence à interseção. Interseção vazia significa inviabilidade, não regret finito. O cálculo numérico marca explicitamente a ausência de candidatos conjuntamente viáveis.</w:t>
       </w:r>
     </w:p>
-    <w:bookmarkEnd w:id="31"/>
-    <w:bookmarkStart w:id="32" w:name="X39d7422013ea3f6640d086eaf1889c6974574da"/>
+    <w:bookmarkEnd w:id="32"/>
+    <w:bookmarkStart w:id="33" w:name="X39d7422013ea3f6640d086eaf1889c6974574da"/>
     <w:p>
       <w:pPr>
         <w:pStyle w:val="Heading2"/>
@@ -7628,7 +7653,7 @@
         <w:rPr>
           <w:rStyle w:val="SectionNumber"/>
         </w:rPr>
-        <w:t xml:space="preserve">7.6</w:t>
+        <w:t xml:space="preserve">8.6</w:t>
       </w:r>
       <w:r>
         <w:tab/>
@@ -8069,8 +8094,8 @@
         <w:t xml:space="preserve">Demonstração. Expanda os quadrados e tome a média. O termo cruzado se anula pela média zero; os demais custos e restrições são compartilhados. É um caso de equivalência de certeza, não um teorema universal de robustez. Perdas não quadráticas, diluição dependente da ação, truncamento assimétrico de crenças, restrições físicas adicionais ou mudança da política informacional podem invalidá-lo. No P1 de três representantes simétricos, a proposição prevê benefício de controle nulo, exceto por exclusões de admissibilidade e desempates numéricos. Ela refuta a ideia de que apenas incluir esses mundos necessariamente melhora este NMPC quadrático.</w:t>
       </w:r>
     </w:p>
-    <w:bookmarkEnd w:id="32"/>
-    <w:bookmarkStart w:id="33" w:name="X69fa13681ca30d1c4e01dae42efef97c8549c77"/>
+    <w:bookmarkEnd w:id="33"/>
+    <w:bookmarkStart w:id="34" w:name="X69fa13681ca30d1c4e01dae42efef97c8549c77"/>
     <w:p>
       <w:pPr>
         <w:pStyle w:val="Heading2"/>
@@ -8079,7 +8104,7 @@
         <w:rPr>
           <w:rStyle w:val="SectionNumber"/>
         </w:rPr>
-        <w:t xml:space="preserve">7.7</w:t>
+        <w:t xml:space="preserve">8.7</w:t>
       </w:r>
       <w:r>
         <w:tab/>
@@ -8466,8 +8491,8 @@
         <w:t xml:space="preserve">, seu pior regret é pelo menos o valor minimax nesse conjunto. Uma grade finita fornece resultado exato somente dentro da grade. Se os custos ótimos individuais forem mantidos nos ótimos contínuos, restringir apenas as decisões fornece limite superior do minimax contínuo. Aqui tanto as decisões quanto os ótimos individuais são restritos à grade; o resultado não possui, em geral, relação unilateral de limite com o regret minimax contínuo. Não é limite inferior válido para todo controlador físico. Se medições futuras distinguirem os mundos, regret de sequências abertas não equivale ao valor da política adaptativa ótima.</w:t>
       </w:r>
     </w:p>
-    <w:bookmarkEnd w:id="33"/>
-    <w:bookmarkStart w:id="34" w:name="antecedentes-e-contribuição-possível"/>
+    <w:bookmarkEnd w:id="34"/>
+    <w:bookmarkStart w:id="35" w:name="antecedentes-e-contribuição-possível"/>
     <w:p>
       <w:pPr>
         <w:pStyle w:val="Heading2"/>
@@ -8476,7 +8501,7 @@
         <w:rPr>
           <w:rStyle w:val="SectionNumber"/>
         </w:rPr>
-        <w:t xml:space="preserve">7.8</w:t>
+        <w:t xml:space="preserve">8.8</w:t>
       </w:r>
       <w:r>
         <w:tab/>
@@ -8493,9 +8518,9 @@
         <w:t xml:space="preserve">Observabilidade, detectabilidade, limites de risco de dois pontos, minimax regret e estimação orientada à decisão já são conhecidos. As demonstrações são especializações elementares, sem pretensão de uma lei universal nova. A contribuição específica candidata é a classificação pelo posto funcional de Cp, aplicada ao modelo PG rastreável, e a ligação auditada entre formulação física, instrumentação e decisão. Ainda são necessárias revisão abrangente de originalidade e propriedades físicas calibradas.</w:t>
       </w:r>
     </w:p>
-    <w:bookmarkEnd w:id="34"/>
     <w:bookmarkEnd w:id="35"/>
-    <w:bookmarkStart w:id="42" w:name="resultados-numéricos"/>
+    <w:bookmarkEnd w:id="36"/>
+    <w:bookmarkStart w:id="43" w:name="resultados-numéricos"/>
     <w:p>
       <w:pPr>
         <w:pStyle w:val="Heading1"/>
@@ -8504,7 +8529,7 @@
         <w:rPr>
           <w:rStyle w:val="SectionNumber"/>
         </w:rPr>
-        <w:t xml:space="preserve">8</w:t>
+        <w:t xml:space="preserve">9</w:t>
       </w:r>
       <w:r>
         <w:tab/>
@@ -8885,7 +8910,7 @@
         </w:tc>
       </w:tr>
     </w:tbl>
-    <w:bookmarkStart w:id="36" w:name="experimentos-físicos-e-informacionais"/>
+    <w:bookmarkStart w:id="37" w:name="experimentos-físicos-e-informacionais"/>
     <w:p>
       <w:pPr>
         <w:pStyle w:val="Heading2"/>
@@ -8894,7 +8919,7 @@
         <w:rPr>
           <w:rStyle w:val="SectionNumber"/>
         </w:rPr>
-        <w:t xml:space="preserve">8.1</w:t>
+        <w:t xml:space="preserve">9.1</w:t>
       </w:r>
       <w:r>
         <w:tab/>
@@ -9147,8 +9172,8 @@
         </w:tc>
       </w:tr>
     </w:tbl>
-    <w:bookmarkEnd w:id="36"/>
-    <w:bookmarkStart w:id="37" w:name="X2357baeb1170f0597fd229bddb956ae86ab00b8"/>
+    <w:bookmarkEnd w:id="37"/>
+    <w:bookmarkStart w:id="38" w:name="X2357baeb1170f0597fd229bddb956ae86ab00b8"/>
     <w:p>
       <w:pPr>
         <w:pStyle w:val="Heading2"/>
@@ -9157,7 +9182,7 @@
         <w:rPr>
           <w:rStyle w:val="SectionNumber"/>
         </w:rPr>
-        <w:t xml:space="preserve">8.2</w:t>
+        <w:t xml:space="preserve">9.2</w:t>
       </w:r>
       <w:r>
         <w:tab/>
@@ -9626,8 +9651,8 @@
         </w:tc>
       </w:tr>
     </w:tbl>
-    <w:bookmarkEnd w:id="37"/>
-    <w:bookmarkStart w:id="38" w:name="métricas-absolutas-selecionadas"/>
+    <w:bookmarkEnd w:id="38"/>
+    <w:bookmarkStart w:id="39" w:name="métricas-absolutas-selecionadas"/>
     <w:p>
       <w:pPr>
         <w:pStyle w:val="Heading2"/>
@@ -9636,7 +9661,7 @@
         <w:rPr>
           <w:rStyle w:val="SectionNumber"/>
         </w:rPr>
-        <w:t xml:space="preserve">8.3</w:t>
+        <w:t xml:space="preserve">9.3</w:t>
       </w:r>
       <w:r>
         <w:tab/>
@@ -11810,8 +11835,8 @@
         </w:tc>
       </w:tr>
     </w:tbl>
-    <w:bookmarkEnd w:id="38"/>
-    <w:bookmarkStart w:id="39" w:name="confirmação-independente"/>
+    <w:bookmarkEnd w:id="39"/>
+    <w:bookmarkStart w:id="40" w:name="confirmação-independente"/>
     <w:p>
       <w:pPr>
         <w:pStyle w:val="Heading2"/>
@@ -11820,7 +11845,7 @@
         <w:rPr>
           <w:rStyle w:val="SectionNumber"/>
         </w:rPr>
-        <w:t xml:space="preserve">8.4</w:t>
+        <w:t xml:space="preserve">9.4</w:t>
       </w:r>
       <w:r>
         <w:tab/>
@@ -12281,8 +12306,8 @@
         </w:tc>
       </w:tr>
     </w:tbl>
-    <w:bookmarkEnd w:id="39"/>
-    <w:bookmarkStart w:id="40" w:name="resultados-adversos-preservados"/>
+    <w:bookmarkEnd w:id="40"/>
+    <w:bookmarkStart w:id="41" w:name="resultados-adversos-preservados"/>
     <w:p>
       <w:pPr>
         <w:pStyle w:val="Heading2"/>
@@ -12291,7 +12316,7 @@
         <w:rPr>
           <w:rStyle w:val="SectionNumber"/>
         </w:rPr>
-        <w:t xml:space="preserve">8.5</w:t>
+        <w:t xml:space="preserve">9.5</w:t>
       </w:r>
       <w:r>
         <w:tab/>
@@ -13124,8 +13149,8 @@
         </w:tc>
       </w:tr>
     </w:tbl>
-    <w:bookmarkEnd w:id="40"/>
-    <w:bookmarkStart w:id="41" w:name="interpretação-dos-resultados-executados"/>
+    <w:bookmarkEnd w:id="41"/>
+    <w:bookmarkStart w:id="42" w:name="interpretação-dos-resultados-executados"/>
     <w:p>
       <w:pPr>
         <w:pStyle w:val="Heading2"/>
@@ -13134,7 +13159,7 @@
         <w:rPr>
           <w:rStyle w:val="SectionNumber"/>
         </w:rPr>
-        <w:t xml:space="preserve">8.6</w:t>
+        <w:t xml:space="preserve">9.6</w:t>
       </w:r>
       <w:r>
         <w:tab/>
@@ -13199,9 +13224,9 @@
         <w:t xml:space="preserve">Os dados não estabelecem vencedor uniforme nem ganho substancial adicional de engenharia por representar ambiguidade. Sustentam um resultado informacional específico do modelo, a ablação útil da correção do preditor e a falsificação de interpretações simplistas de desempenho.</w:t>
       </w:r>
     </w:p>
-    <w:bookmarkEnd w:id="41"/>
     <w:bookmarkEnd w:id="42"/>
-    <w:bookmarkStart w:id="43" w:name="ablação-falsificação-e-interpretação"/>
+    <w:bookmarkEnd w:id="43"/>
+    <w:bookmarkStart w:id="44" w:name="ablação-falsificação-e-interpretação"/>
     <w:p>
       <w:pPr>
         <w:pStyle w:val="Heading1"/>
@@ -13210,7 +13235,7 @@
         <w:rPr>
           <w:rStyle w:val="SectionNumber"/>
         </w:rPr>
-        <w:t xml:space="preserve">9</w:t>
+        <w:t xml:space="preserve">10</w:t>
       </w:r>
       <w:r>
         <w:tab/>
@@ -13251,8 +13276,8 @@
         <w:t xml:space="preserve">Regret positivo na grade demonstra conflito nessa classe. Seu valor minimax não limita inferiormente todo controlador causal. Um oráculo informado do estado pode reduzir perda, mas referências inalcançáveis e limites de refrigeração permanecem. Preserva-se a expectativa experimental inicialmente refutada: diferença térmica de 9.516165278e-7 K não ultrapassou o corte arbitrário 1e-6 K. A verificação de implementação foi substituída por identidade exata de capacidade térmica, sem exigir resultado favorável na separabilidade científica.</w:t>
       </w:r>
     </w:p>
-    <w:bookmarkEnd w:id="43"/>
-    <w:bookmarkStart w:id="44" w:name="limitações-e-condição-para-publicação"/>
+    <w:bookmarkEnd w:id="44"/>
+    <w:bookmarkStart w:id="45" w:name="limitações-e-condição-para-publicação"/>
     <w:p>
       <w:pPr>
         <w:pStyle w:val="Heading1"/>
@@ -13261,7 +13286,7 @@
         <w:rPr>
           <w:rStyle w:val="SectionNumber"/>
         </w:rPr>
-        <w:t xml:space="preserve">10</w:t>
+        <w:t xml:space="preserve">11</w:t>
       </w:r>
       <w:r>
         <w:tab/>
@@ -13294,8 +13319,8 @@
         <w:t xml:space="preserve">O artigo ainda não está pronto para submissão como demonstração de um controlador superior. O caminho defensável é a classificação estrutural e a auditoria reproduzível de decisão, após validação de propriedades físicas, revisão mais abrangente de originalidade e revisão técnica independente.</w:t>
       </w:r>
     </w:p>
-    <w:bookmarkEnd w:id="44"/>
-    <w:bookmarkStart w:id="45" w:name="conclusões"/>
+    <w:bookmarkEnd w:id="45"/>
+    <w:bookmarkStart w:id="46" w:name="conclusões"/>
     <w:p>
       <w:pPr>
         <w:pStyle w:val="Heading1"/>
@@ -13304,7 +13329,7 @@
         <w:rPr>
           <w:rStyle w:val="SectionNumber"/>
         </w:rPr>
-        <w:t xml:space="preserve">11</w:t>
+        <w:t xml:space="preserve">12</w:t>
       </w:r>
       <w:r>
         <w:tab/>
@@ -13321,8 +13346,8 @@
         <w:t xml:space="preserve">O modelo recuperado impõe um limite informacional específico que não desaparece com a troca da arquitetura do estimador. Realimentação da camisa é insuficiente para removê-lo quando as capacidades caloríficas são constantes. A importância para o controle depende do objetivo, da viabilidade e da classe de ações. Os dados documentam as comparações executadas e seus casos negativos, sustentando uma contribuição computacional delimitada e mantendo explícita a incompletude da missão integral.</w:t>
       </w:r>
     </w:p>
-    <w:bookmarkEnd w:id="45"/>
-    <w:bookmarkStart w:id="46" w:name="auditoria-das-conclusões"/>
+    <w:bookmarkEnd w:id="46"/>
+    <w:bookmarkStart w:id="47" w:name="auditoria-das-conclusões"/>
     <w:p>
       <w:pPr>
         <w:pStyle w:val="Heading1"/>
@@ -13331,7 +13356,7 @@
         <w:rPr>
           <w:rStyle w:val="SectionNumber"/>
         </w:rPr>
-        <w:t xml:space="preserve">12</w:t>
+        <w:t xml:space="preserve">13</w:t>
       </w:r>
       <w:r>
         <w:tab/>
@@ -13850,8 +13875,8 @@
         </w:tc>
       </w:tr>
     </w:tbl>
-    <w:bookmarkEnd w:id="46"/>
-    <w:bookmarkStart w:id="95" w:name="figuras-dos-dados-executados"/>
+    <w:bookmarkEnd w:id="47"/>
+    <w:bookmarkStart w:id="96" w:name="figuras-dos-dados-executados"/>
     <w:p>
       <w:pPr>
         <w:pStyle w:val="Heading1"/>
@@ -13860,7 +13885,7 @@
         <w:rPr>
           <w:rStyle w:val="SectionNumber"/>
         </w:rPr>
-        <w:t xml:space="preserve">13</w:t>
+        <w:t xml:space="preserve">14</w:t>
       </w:r>
       <w:r>
         <w:tab/>
@@ -13878,18 +13903,18 @@
           <wp:inline>
             <wp:extent cx="5334000" cy="2680503"/>
             <wp:effectExtent b="0" l="0" r="0" t="0"/>
-            <wp:docPr descr="Figure 1. Physical process and available information" title="" id="48" name="Picture"/>
+            <wp:docPr descr="Figure 1. Physical process and available information" title="" id="49" name="Picture"/>
             <a:graphic>
               <a:graphicData uri="http://schemas.openxmlformats.org/drawingml/2006/picture">
                 <pic:pic>
                   <pic:nvPicPr>
-                    <pic:cNvPr descr="figures/Figure_01.png" id="49" name="Picture"/>
+                    <pic:cNvPr descr="figures/Figure_01.png" id="50" name="Picture"/>
                     <pic:cNvPicPr>
                       <a:picLocks noChangeArrowheads="1" noChangeAspect="1"/>
                     </pic:cNvPicPr>
                   </pic:nvPicPr>
                   <pic:blipFill>
-                    <a:blip r:embed="rId47"/>
+                    <a:blip r:embed="rId48"/>
                     <a:stretch>
                       <a:fillRect/>
                     </a:stretch>
@@ -13933,18 +13958,18 @@
           <wp:inline>
             <wp:extent cx="5334000" cy="5334000"/>
             <wp:effectExtent b="0" l="0" r="0" t="0"/>
-            <wp:docPr descr="Figure 2. Distinct chemical inventories, identical historical thermal outputs" title="" id="51" name="Picture"/>
+            <wp:docPr descr="Figure 2. Distinct chemical inventories, identical historical thermal outputs" title="" id="52" name="Picture"/>
             <a:graphic>
               <a:graphicData uri="http://schemas.openxmlformats.org/drawingml/2006/picture">
                 <pic:pic>
                   <pic:nvPicPr>
-                    <pic:cNvPr descr="figures/Figure_02.png" id="52" name="Picture"/>
+                    <pic:cNvPr descr="figures/Figure_02.png" id="53" name="Picture"/>
                     <pic:cNvPicPr>
                       <a:picLocks noChangeArrowheads="1" noChangeAspect="1"/>
                     </pic:cNvPicPr>
                   </pic:nvPicPr>
                   <pic:blipFill>
-                    <a:blip r:embed="rId50"/>
+                    <a:blip r:embed="rId51"/>
                     <a:stretch>
                       <a:fillRect/>
                     </a:stretch>
@@ -13988,18 +14013,18 @@
           <wp:inline>
             <wp:extent cx="5334000" cy="1971550"/>
             <wp:effectExtent b="0" l="0" r="0" t="0"/>
-            <wp:docPr descr="Figure 3. Finite-horizon sensitivity map (initial-state grid, not equilibrium map)" title="" id="54" name="Picture"/>
+            <wp:docPr descr="Figure 3. Finite-horizon sensitivity map (initial-state grid, not equilibrium map)" title="" id="55" name="Picture"/>
             <a:graphic>
               <a:graphicData uri="http://schemas.openxmlformats.org/drawingml/2006/picture">
                 <pic:pic>
                   <pic:nvPicPr>
-                    <pic:cNvPr descr="figures/Figure_03.png" id="55" name="Picture"/>
+                    <pic:cNvPr descr="figures/Figure_03.png" id="56" name="Picture"/>
                     <pic:cNvPicPr>
                       <a:picLocks noChangeArrowheads="1" noChangeAspect="1"/>
                     </pic:cNvPicPr>
                   </pic:nvPicPr>
                   <pic:blipFill>
-                    <a:blip r:embed="rId53"/>
+                    <a:blip r:embed="rId54"/>
                     <a:stretch>
                       <a:fillRect/>
                     </a:stretch>
@@ -14043,18 +14068,18 @@
           <wp:inline>
             <wp:extent cx="5334000" cy="3062398"/>
             <wp:effectExtent b="0" l="0" r="0" t="0"/>
-            <wp:docPr descr="Figure 4. Singular spectra; a numerical floor does not prove observability" title="" id="57" name="Picture"/>
+            <wp:docPr descr="Figure 4. Singular spectra; a numerical floor does not prove observability" title="" id="58" name="Picture"/>
             <a:graphic>
               <a:graphicData uri="http://schemas.openxmlformats.org/drawingml/2006/picture">
                 <pic:pic>
                   <pic:nvPicPr>
-                    <pic:cNvPr descr="figures/Figure_04.png" id="58" name="Picture"/>
+                    <pic:cNvPr descr="figures/Figure_04.png" id="59" name="Picture"/>
                     <pic:cNvPicPr>
                       <a:picLocks noChangeArrowheads="1" noChangeAspect="1"/>
                     </pic:cNvPicPr>
                   </pic:nvPicPr>
                   <pic:blipFill>
-                    <a:blip r:embed="rId56"/>
+                    <a:blip r:embed="rId57"/>
                     <a:stretch>
                       <a:fillRect/>
                     </a:stretch>
@@ -14098,18 +14123,18 @@
           <wp:inline>
             <wp:extent cx="5334000" cy="3057953"/>
             <wp:effectExtent b="0" l="0" r="0" t="0"/>
-            <wp:docPr descr="Figure 5. One shared measurement stream: estimation error and two-world bound" title="" id="60" name="Picture"/>
+            <wp:docPr descr="Figure 5. One shared measurement stream: estimation error and two-world bound" title="" id="61" name="Picture"/>
             <a:graphic>
               <a:graphicData uri="http://schemas.openxmlformats.org/drawingml/2006/picture">
                 <pic:pic>
                   <pic:nvPicPr>
-                    <pic:cNvPr descr="figures/Figure_05.png" id="61" name="Picture"/>
+                    <pic:cNvPr descr="figures/Figure_05.png" id="62" name="Picture"/>
                     <pic:cNvPicPr>
                       <a:picLocks noChangeArrowheads="1" noChangeAspect="1"/>
                     </pic:cNvPicPr>
                   </pic:nvPicPr>
                   <pic:blipFill>
-                    <a:blip r:embed="rId59"/>
+                    <a:blip r:embed="rId60"/>
                     <a:stretch>
                       <a:fillRect/>
                     </a:stretch>
@@ -14153,18 +14178,18 @@
           <wp:inline>
             <wp:extent cx="5334000" cy="3057953"/>
             <wp:effectExtent b="0" l="0" r="0" t="0"/>
-            <wp:docPr descr="Figure 6. Estimation error and tracking loss across fixed scenarios" title="" id="63" name="Picture"/>
+            <wp:docPr descr="Figure 6. Estimation error and tracking loss across fixed scenarios" title="" id="64" name="Picture"/>
             <a:graphic>
               <a:graphicData uri="http://schemas.openxmlformats.org/drawingml/2006/picture">
                 <pic:pic>
                   <pic:nvPicPr>
-                    <pic:cNvPr descr="figures/Figure_06.png" id="64" name="Picture"/>
+                    <pic:cNvPr descr="figures/Figure_06.png" id="65" name="Picture"/>
                     <pic:cNvPicPr>
                       <a:picLocks noChangeArrowheads="1" noChangeAspect="1"/>
                     </pic:cNvPicPr>
                   </pic:nvPicPr>
                   <pic:blipFill>
-                    <a:blip r:embed="rId62"/>
+                    <a:blip r:embed="rId63"/>
                     <a:stretch>
                       <a:fillRect/>
                     </a:stretch>
@@ -14208,18 +14233,18 @@
           <wp:inline>
             <wp:extent cx="5334000" cy="3057953"/>
             <wp:effectExtent b="0" l="0" r="0" t="0"/>
-            <wp:docPr descr="Figure 7. World-conditioned and minimax-regret actions (finite action class)" title="" id="66" name="Picture"/>
+            <wp:docPr descr="Figure 7. World-conditioned and minimax-regret actions (finite action class)" title="" id="67" name="Picture"/>
             <a:graphic>
               <a:graphicData uri="http://schemas.openxmlformats.org/drawingml/2006/picture">
                 <pic:pic>
                   <pic:nvPicPr>
-                    <pic:cNvPr descr="figures/Figure_07.png" id="67" name="Picture"/>
+                    <pic:cNvPr descr="figures/Figure_07.png" id="68" name="Picture"/>
                     <pic:cNvPicPr>
                       <a:picLocks noChangeArrowheads="1" noChangeAspect="1"/>
                     </pic:cNvPicPr>
                   </pic:nvPicPr>
                   <pic:blipFill>
-                    <a:blip r:embed="rId65"/>
+                    <a:blip r:embed="rId66"/>
                     <a:stretch>
                       <a:fillRect/>
                     </a:stretch>
@@ -14263,18 +14288,18 @@
           <wp:inline>
             <wp:extent cx="5334000" cy="3057953"/>
             <wp:effectExtent b="0" l="0" r="0" t="0"/>
-            <wp:docPr descr="Figure 8. Decision ambiguity versus prior width and prediction horizon" title="" id="69" name="Picture"/>
+            <wp:docPr descr="Figure 8. Decision ambiguity versus prior width and prediction horizon" title="" id="70" name="Picture"/>
             <a:graphic>
               <a:graphicData uri="http://schemas.openxmlformats.org/drawingml/2006/picture">
                 <pic:pic>
                   <pic:nvPicPr>
-                    <pic:cNvPr descr="figures/Figure_08.png" id="70" name="Picture"/>
+                    <pic:cNvPr descr="figures/Figure_08.png" id="71" name="Picture"/>
                     <pic:cNvPicPr>
                       <a:picLocks noChangeArrowheads="1" noChangeAspect="1"/>
                     </pic:cNvPicPr>
                   </pic:nvPicPr>
                   <pic:blipFill>
-                    <a:blip r:embed="rId68"/>
+                    <a:blip r:embed="rId69"/>
                     <a:stretch>
                       <a:fillRect/>
                     </a:stretch>
@@ -14318,18 +14343,18 @@
           <wp:inline>
             <wp:extent cx="5334000" cy="3057953"/>
             <wp:effectExtent b="0" l="0" r="0" t="0"/>
-            <wp:docPr descr="Figure 9. Servo tracking; paired seed 4100" title="" id="72" name="Picture"/>
+            <wp:docPr descr="Figure 9. Servo tracking; paired seed 4100" title="" id="73" name="Picture"/>
             <a:graphic>
               <a:graphicData uri="http://schemas.openxmlformats.org/drawingml/2006/picture">
                 <pic:pic>
                   <pic:nvPicPr>
-                    <pic:cNvPr descr="figures/Figure_09.png" id="73" name="Picture"/>
+                    <pic:cNvPr descr="figures/Figure_09.png" id="74" name="Picture"/>
                     <pic:cNvPicPr>
                       <a:picLocks noChangeArrowheads="1" noChangeAspect="1"/>
                     </pic:cNvPicPr>
                   </pic:nvPicPr>
                   <pic:blipFill>
-                    <a:blip r:embed="rId71"/>
+                    <a:blip r:embed="rId72"/>
                     <a:stretch>
                       <a:fillRect/>
                     </a:stretch>
@@ -14373,18 +14398,18 @@
           <wp:inline>
             <wp:extent cx="5334000" cy="3057953"/>
             <wp:effectExtent b="0" l="0" r="0" t="0"/>
-            <wp:docPr descr="Figure 10. Regulatory response to known current feed disturbance; paired seed 4100" title="" id="75" name="Picture"/>
+            <wp:docPr descr="Figure 10. Regulatory response to known current feed disturbance; paired seed 4100" title="" id="76" name="Picture"/>
             <a:graphic>
               <a:graphicData uri="http://schemas.openxmlformats.org/drawingml/2006/picture">
                 <pic:pic>
                   <pic:nvPicPr>
-                    <pic:cNvPr descr="figures/Figure_10.png" id="76" name="Picture"/>
+                    <pic:cNvPr descr="figures/Figure_10.png" id="77" name="Picture"/>
                     <pic:cNvPicPr>
                       <a:picLocks noChangeArrowheads="1" noChangeAspect="1"/>
                     </pic:cNvPicPr>
                   </pic:nvPicPr>
                   <pic:blipFill>
-                    <a:blip r:embed="rId74"/>
+                    <a:blip r:embed="rId75"/>
                     <a:stretch>
                       <a:fillRect/>
                     </a:stretch>
@@ -14428,18 +14453,18 @@
           <wp:inline>
             <wp:extent cx="5334000" cy="4575317"/>
             <wp:effectExtent b="0" l="0" r="0" t="0"/>
-            <wp:docPr descr="Figure 11. Concentration and temperature under hidden kinetic mismatch" title="" id="78" name="Picture"/>
+            <wp:docPr descr="Figure 11. Concentration and temperature under hidden kinetic mismatch" title="" id="79" name="Picture"/>
             <a:graphic>
               <a:graphicData uri="http://schemas.openxmlformats.org/drawingml/2006/picture">
                 <pic:pic>
                   <pic:nvPicPr>
-                    <pic:cNvPr descr="figures/Figure_11.png" id="79" name="Picture"/>
+                    <pic:cNvPr descr="figures/Figure_11.png" id="80" name="Picture"/>
                     <pic:cNvPicPr>
                       <a:picLocks noChangeArrowheads="1" noChangeAspect="1"/>
                     </pic:cNvPicPr>
                   </pic:nvPicPr>
                   <pic:blipFill>
-                    <a:blip r:embed="rId77"/>
+                    <a:blip r:embed="rId78"/>
                     <a:stretch>
                       <a:fillRect/>
                     </a:stretch>
@@ -14483,18 +14508,18 @@
           <wp:inline>
             <wp:extent cx="5334000" cy="4575317"/>
             <wp:effectExtent b="0" l="0" r="0" t="0"/>
-            <wp:docPr descr="Figure 12. Actuation and sampled thermal constraint under combined perturbations" title="" id="81" name="Picture"/>
+            <wp:docPr descr="Figure 12. Actuation and sampled thermal constraint under combined perturbations" title="" id="82" name="Picture"/>
             <a:graphic>
               <a:graphicData uri="http://schemas.openxmlformats.org/drawingml/2006/picture">
                 <pic:pic>
                   <pic:nvPicPr>
-                    <pic:cNvPr descr="figures/Figure_12.png" id="82" name="Picture"/>
+                    <pic:cNvPr descr="figures/Figure_12.png" id="83" name="Picture"/>
                     <pic:cNvPicPr>
                       <a:picLocks noChangeArrowheads="1" noChangeAspect="1"/>
                     </pic:cNvPicPr>
                   </pic:nvPicPr>
                   <pic:blipFill>
-                    <a:blip r:embed="rId80"/>
+                    <a:blip r:embed="rId81"/>
                     <a:stretch>
                       <a:fillRect/>
                     </a:stretch>
@@ -14538,18 +14563,18 @@
           <wp:inline>
             <wp:extent cx="5334000" cy="2667000"/>
             <wp:effectExtent b="0" l="0" r="0" t="0"/>
-            <wp:docPr descr="Figure 13. Finite-suite contrasts: positive differences favor the candidate" title="" id="84" name="Picture"/>
+            <wp:docPr descr="Figure 13. Finite-suite contrasts: positive differences favor the candidate" title="" id="85" name="Picture"/>
             <a:graphic>
               <a:graphicData uri="http://schemas.openxmlformats.org/drawingml/2006/picture">
                 <pic:pic>
                   <pic:nvPicPr>
-                    <pic:cNvPr descr="figures/Figure_13.png" id="85" name="Picture"/>
+                    <pic:cNvPr descr="figures/Figure_13.png" id="86" name="Picture"/>
                     <pic:cNvPicPr>
                       <a:picLocks noChangeArrowheads="1" noChangeAspect="1"/>
                     </pic:cNvPicPr>
                   </pic:nvPicPr>
                   <pic:blipFill>
-                    <a:blip r:embed="rId83"/>
+                    <a:blip r:embed="rId84"/>
                     <a:stretch>
                       <a:fillRect/>
                     </a:stretch>
@@ -14593,18 +14618,18 @@
           <wp:inline>
             <wp:extent cx="5334000" cy="2672633"/>
             <wp:effectExtent b="0" l="0" r="0" t="0"/>
-            <wp:docPr descr="Figure 14. Value of additional chemical measurements: inventory-plus scenario" title="" id="87" name="Picture"/>
+            <wp:docPr descr="Figure 14. Value of additional chemical measurements: inventory-plus scenario" title="" id="88" name="Picture"/>
             <a:graphic>
               <a:graphicData uri="http://schemas.openxmlformats.org/drawingml/2006/picture">
                 <pic:pic>
                   <pic:nvPicPr>
-                    <pic:cNvPr descr="figures/Figure_14.png" id="88" name="Picture"/>
+                    <pic:cNvPr descr="figures/Figure_14.png" id="89" name="Picture"/>
                     <pic:cNvPicPr>
                       <a:picLocks noChangeArrowheads="1" noChangeAspect="1"/>
                     </pic:cNvPicPr>
                   </pic:nvPicPr>
                   <pic:blipFill>
-                    <a:blip r:embed="rId86"/>
+                    <a:blip r:embed="rId87"/>
                     <a:stretch>
                       <a:fillRect/>
                     </a:stretch>
@@ -14646,20 +14671,20 @@
       <w:r>
         <w:drawing>
           <wp:inline>
-            <wp:extent cx="5334000" cy="3517629"/>
+            <wp:extent cx="5334000" cy="3529589"/>
             <wp:effectExtent b="0" l="0" r="0" t="0"/>
-            <wp:docPr descr="Figure 15. Tracking, sampled safety, effort and computing trade-offs" title="" id="90" name="Picture"/>
+            <wp:docPr descr="Figure 15. Tracking, sampled safety, effort and computing trade-offs" title="" id="91" name="Picture"/>
             <a:graphic>
               <a:graphicData uri="http://schemas.openxmlformats.org/drawingml/2006/picture">
                 <pic:pic>
                   <pic:nvPicPr>
-                    <pic:cNvPr descr="figures/Figure_15.png" id="91" name="Picture"/>
+                    <pic:cNvPr descr="figures/Figure_15.png" id="92" name="Picture"/>
                     <pic:cNvPicPr>
                       <a:picLocks noChangeArrowheads="1" noChangeAspect="1"/>
                     </pic:cNvPicPr>
                   </pic:nvPicPr>
                   <pic:blipFill>
-                    <a:blip r:embed="rId89"/>
+                    <a:blip r:embed="rId90"/>
                     <a:stretch>
                       <a:fillRect/>
                     </a:stretch>
@@ -14667,7 +14692,7 @@
                   <pic:spPr bwMode="auto">
                     <a:xfrm>
                       <a:off x="0" y="0"/>
-                      <a:ext cx="5334000" cy="3517629"/>
+                      <a:ext cx="5334000" cy="3529589"/>
                     </a:xfrm>
                     <a:prstGeom prst="rect">
                       <a:avLst/>
@@ -14703,18 +14728,18 @@
           <wp:inline>
             <wp:extent cx="5334000" cy="2841177"/>
             <wp:effectExtent b="0" l="0" r="0" t="0"/>
-            <wp:docPr descr="Figure 16. Regime map: favorable and adverse mean differences" title="" id="93" name="Picture"/>
+            <wp:docPr descr="Figure 16. Regime map: favorable and adverse mean differences" title="" id="94" name="Picture"/>
             <a:graphic>
               <a:graphicData uri="http://schemas.openxmlformats.org/drawingml/2006/picture">
                 <pic:pic>
                   <pic:nvPicPr>
-                    <pic:cNvPr descr="figures/Figure_16.png" id="94" name="Picture"/>
+                    <pic:cNvPr descr="figures/Figure_16.png" id="95" name="Picture"/>
                     <pic:cNvPicPr>
                       <a:picLocks noChangeArrowheads="1" noChangeAspect="1"/>
                     </pic:cNvPicPr>
                   </pic:nvPicPr>
                   <pic:blipFill>
-                    <a:blip r:embed="rId92"/>
+                    <a:blip r:embed="rId93"/>
                     <a:stretch>
                       <a:fillRect/>
                     </a:stretch>
@@ -14747,8 +14772,8 @@
         <w:t xml:space="preserve"># Referências</w:t>
       </w:r>
     </w:p>
-    <w:bookmarkEnd w:id="95"/>
-    <w:bookmarkStart w:id="96" w:name="auditoria-da-recuperação"/>
+    <w:bookmarkEnd w:id="96"/>
+    <w:bookmarkStart w:id="97" w:name="auditoria-da-recuperação"/>
     <w:p>
       <w:pPr>
         <w:pStyle w:val="Heading1"/>
@@ -14757,7 +14782,7 @@
         <w:rPr>
           <w:rStyle w:val="SectionNumber"/>
         </w:rPr>
-        <w:t xml:space="preserve">14</w:t>
+        <w:t xml:space="preserve">15</w:t>
       </w:r>
       <w:r>
         <w:tab/>
@@ -14766,8 +14791,8 @@
         <w:t xml:space="preserve">Auditoria da recuperação</w:t>
       </w:r>
     </w:p>
-    <w:bookmarkEnd w:id="96"/>
-    <w:bookmarkStart w:id="100" w:name="recovery-audit-and-historical-status"/>
+    <w:bookmarkEnd w:id="97"/>
+    <w:bookmarkStart w:id="101" w:name="recovery-audit-and-historical-status"/>
     <w:p>
       <w:pPr>
         <w:pStyle w:val="Heading1"/>
@@ -14776,7 +14801,7 @@
         <w:rPr>
           <w:rStyle w:val="SectionNumber"/>
         </w:rPr>
-        <w:t xml:space="preserve">15</w:t>
+        <w:t xml:space="preserve">16</w:t>
       </w:r>
       <w:r>
         <w:tab/>
@@ -15715,7 +15740,7 @@
         </w:tc>
       </w:tr>
     </w:tbl>
-    <w:bookmarkStart w:id="97" w:name="physical-changes"/>
+    <w:bookmarkStart w:id="98" w:name="physical-changes"/>
     <w:p>
       <w:pPr>
         <w:pStyle w:val="Heading2"/>
@@ -15724,7 +15749,7 @@
         <w:rPr>
           <w:rStyle w:val="SectionNumber"/>
         </w:rPr>
-        <w:t xml:space="preserve">15.1</w:t>
+        <w:t xml:space="preserve">16.1</w:t>
       </w:r>
       <w:r>
         <w:tab/>
@@ -15811,8 +15836,8 @@
         <w:t xml:space="preserve">and scientific interpretation are preserved in initial_test_failure.md.</w:t>
       </w:r>
     </w:p>
-    <w:bookmarkEnd w:id="97"/>
-    <w:bookmarkStart w:id="98" w:name="unexecuted-central-requirements"/>
+    <w:bookmarkEnd w:id="98"/>
+    <w:bookmarkStart w:id="99" w:name="unexecuted-central-requirements"/>
     <w:p>
       <w:pPr>
         <w:pStyle w:val="Heading2"/>
@@ -15821,7 +15846,7 @@
         <w:rPr>
           <w:rStyle w:val="SectionNumber"/>
         </w:rPr>
-        <w:t xml:space="preserve">15.2</w:t>
+        <w:t xml:space="preserve">16.2</w:t>
       </w:r>
       <w:r>
         <w:tab/>
@@ -15856,8 +15881,8 @@
         <w:t xml:space="preserve">These gaps prohibit labeling the entire requested v1.0 FINAL complete.</w:t>
       </w:r>
     </w:p>
-    <w:bookmarkEnd w:id="98"/>
-    <w:bookmarkStart w:id="99" w:name="mixture-admissibility-gap"/>
+    <w:bookmarkEnd w:id="99"/>
+    <w:bookmarkStart w:id="100" w:name="mixture-admissibility-gap"/>
     <w:p>
       <w:pPr>
         <w:pStyle w:val="Heading2"/>
@@ -15866,7 +15891,7 @@
         <w:rPr>
           <w:rStyle w:val="SectionNumber"/>
         </w:rPr>
-        <w:t xml:space="preserve">15.3</w:t>
+        <w:t xml:space="preserve">16.3</w:t>
       </w:r>
       <w:r>
         <w:tab/>
@@ -15883,9 +15908,9 @@
         <w:t xml:space="preserve">The benchmark uses constant volume and feed-based volumetric outflow without a separately validated mixture equation of state or partial-molar-volume constraint. Positive concentrations are admissible to M0 but do not alone certify real-liquid composition admissibility. Nonideal mixture enthalpy, reaction volume change and exact composition-volume constraints remain uncalibrated. Their influence must be assessed before making a physical impossibility claim.</w:t>
       </w:r>
     </w:p>
-    <w:bookmarkEnd w:id="99"/>
     <w:bookmarkEnd w:id="100"/>
-    <w:bookmarkStart w:id="101" w:name="revisão-bibliográfica-crítica"/>
+    <w:bookmarkEnd w:id="101"/>
+    <w:bookmarkStart w:id="102" w:name="revisão-bibliográfica-crítica"/>
     <w:p>
       <w:pPr>
         <w:pStyle w:val="Heading1"/>
@@ -15894,7 +15919,7 @@
         <w:rPr>
           <w:rStyle w:val="SectionNumber"/>
         </w:rPr>
-        <w:t xml:space="preserve">16</w:t>
+        <w:t xml:space="preserve">17</w:t>
       </w:r>
       <w:r>
         <w:tab/>
@@ -15903,8 +15928,8 @@
         <w:t xml:space="preserve">Revisão bibliográfica crítica</w:t>
       </w:r>
     </w:p>
-    <w:bookmarkEnd w:id="101"/>
-    <w:bookmarkStart w:id="104" w:name="Xa15c9c9ee9245ca39bc95965ddb78dd9e8ed680"/>
+    <w:bookmarkEnd w:id="102"/>
+    <w:bookmarkStart w:id="105" w:name="Xa15c9c9ee9245ca39bc95965ddb78dd9e8ed680"/>
     <w:p>
       <w:pPr>
         <w:pStyle w:val="Heading1"/>
@@ -15913,7 +15938,7 @@
         <w:rPr>
           <w:rStyle w:val="SectionNumber"/>
         </w:rPr>
-        <w:t xml:space="preserve">17</w:t>
+        <w:t xml:space="preserve">18</w:t>
       </w:r>
       <w:r>
         <w:tab/>
@@ -16516,7 +16541,7 @@
         <w:t xml:space="preserve">2025–2026 literature and full-text comparisons remains incomplete.</w:t>
       </w:r>
     </w:p>
-    <w:bookmarkStart w:id="102" w:name="claim-by-claim-originality-assessment"/>
+    <w:bookmarkStart w:id="103" w:name="claim-by-claim-originality-assessment"/>
     <w:p>
       <w:pPr>
         <w:pStyle w:val="Heading2"/>
@@ -16525,7 +16550,7 @@
         <w:rPr>
           <w:rStyle w:val="SectionNumber"/>
         </w:rPr>
-        <w:t xml:space="preserve">17.1</w:t>
+        <w:t xml:space="preserve">18.1</w:t>
       </w:r>
       <w:r>
         <w:tab/>
@@ -16662,8 +16687,8 @@
         <w:t xml:space="preserve">All bibliography entries are in manuscripts/references.bib. Preprints are explicitly labeled.</w:t>
       </w:r>
     </w:p>
-    <w:bookmarkEnd w:id="102"/>
-    <w:bookmarkStart w:id="103" w:name="additional-physical-source-check"/>
+    <w:bookmarkEnd w:id="103"/>
+    <w:bookmarkStart w:id="104" w:name="additional-physical-source-check"/>
     <w:p>
       <w:pPr>
         <w:pStyle w:val="Heading2"/>
@@ -16672,7 +16697,7 @@
         <w:rPr>
           <w:rStyle w:val="SectionNumber"/>
         </w:rPr>
-        <w:t xml:space="preserve">17.2</w:t>
+        <w:t xml:space="preserve">18.2</w:t>
       </w:r>
       <w:r>
         <w:tab/>
@@ -16689,9 +16714,9 @@
         <w:t xml:space="preserve">Chan and Seider (University of Pennsylvania, July 2004) use excess-water first-order kinetics and nonideal-liquid thermodynamics in a related batch teaching case. These assumptions differ from a calibrated CSTR model. A 2026 microchannel-kinetics paper at https://www.mdpi.com/2227-9717/14/9/1491 was located, but the publisher returned HTTP 429; its parameters were not imported. This is an access limitation, not evidence against alternative kinetics.</w:t>
       </w:r>
     </w:p>
-    <w:bookmarkEnd w:id="103"/>
     <w:bookmarkEnd w:id="104"/>
-    <w:bookmarkStart w:id="105" w:name="configuração-congelada"/>
+    <w:bookmarkEnd w:id="105"/>
+    <w:bookmarkStart w:id="106" w:name="configuração-congelada"/>
     <w:p>
       <w:pPr>
         <w:pStyle w:val="Heading1"/>
@@ -16700,7 +16725,7 @@
         <w:rPr>
           <w:rStyle w:val="SectionNumber"/>
         </w:rPr>
-        <w:t xml:space="preserve">18</w:t>
+        <w:t xml:space="preserve">19</w:t>
       </w:r>
       <w:r>
         <w:tab/>
@@ -18943,8 +18968,8 @@
         <w:t xml:space="preserve">}</w:t>
       </w:r>
     </w:p>
-    <w:bookmarkEnd w:id="105"/>
-    <w:bookmarkStart w:id="106" w:name="registro-de-testes"/>
+    <w:bookmarkEnd w:id="106"/>
+    <w:bookmarkStart w:id="107" w:name="registro-de-testes"/>
     <w:p>
       <w:pPr>
         <w:pStyle w:val="Heading1"/>
@@ -18953,7 +18978,7 @@
         <w:rPr>
           <w:rStyle w:val="SectionNumber"/>
         </w:rPr>
-        <w:t xml:space="preserve">19</w:t>
+        <w:t xml:space="preserve">20</w:t>
       </w:r>
       <w:r>
         <w:tab/>
@@ -19159,8 +19184,8 @@
         <w:t xml:space="preserve">OK</w:t>
       </w:r>
     </w:p>
-    <w:bookmarkEnd w:id="106"/>
-    <w:bookmarkStart w:id="107" w:name="verificação-independente-de-métricas"/>
+    <w:bookmarkEnd w:id="107"/>
+    <w:bookmarkStart w:id="108" w:name="verificação-independente-de-métricas"/>
     <w:p>
       <w:pPr>
         <w:pStyle w:val="Heading1"/>
@@ -19169,7 +19194,7 @@
         <w:rPr>
           <w:rStyle w:val="SectionNumber"/>
         </w:rPr>
-        <w:t xml:space="preserve">20</w:t>
+        <w:t xml:space="preserve">21</w:t>
       </w:r>
       <w:r>
         <w:tab/>
@@ -19387,8 +19412,8 @@
         <w:t xml:space="preserve">}</w:t>
       </w:r>
     </w:p>
-    <w:bookmarkEnd w:id="107"/>
-    <w:bookmarkStart w:id="137" w:name="todos-os-cenários-médias-por-método"/>
+    <w:bookmarkEnd w:id="108"/>
+    <w:bookmarkStart w:id="138" w:name="todos-os-cenários-médias-por-método"/>
     <w:p>
       <w:pPr>
         <w:pStyle w:val="Heading1"/>
@@ -19397,7 +19422,7 @@
         <w:rPr>
           <w:rStyle w:val="SectionNumber"/>
         </w:rPr>
-        <w:t xml:space="preserve">21</w:t>
+        <w:t xml:space="preserve">22</w:t>
       </w:r>
       <w:r>
         <w:tab/>
@@ -48798,8 +48823,8 @@
         </w:tc>
       </w:tr>
     </w:tbl>
-    <w:bookmarkStart w:id="136" w:name="refs"/>
-    <w:bookmarkStart w:id="109" w:name="ref-brandao2019"/>
+    <w:bookmarkStart w:id="137" w:name="refs"/>
+    <w:bookmarkStart w:id="110" w:name="ref-brandao2019"/>
     <w:p>
       <w:pPr>
         <w:pStyle w:val="Bibliography"/>
@@ -48819,7 +48844,7 @@
       <w:r>
         <w:t xml:space="preserve"> </w:t>
       </w:r>
-      <w:hyperlink r:id="rId108">
+      <w:hyperlink r:id="rId109">
         <w:r>
           <w:rPr>
             <w:rStyle w:val="Hyperlink"/>
@@ -48831,8 +48856,8 @@
         <w:t xml:space="preserve">.</w:t>
       </w:r>
     </w:p>
-    <w:bookmarkEnd w:id="109"/>
-    <w:bookmarkStart w:id="111" w:name="ref-cao2026"/>
+    <w:bookmarkEnd w:id="110"/>
+    <w:bookmarkStart w:id="112" w:name="ref-cao2026"/>
     <w:p>
       <w:pPr>
         <w:pStyle w:val="Bibliography"/>
@@ -48852,7 +48877,7 @@
       <w:r>
         <w:t xml:space="preserve"> </w:t>
       </w:r>
-      <w:hyperlink r:id="rId110">
+      <w:hyperlink r:id="rId111">
         <w:r>
           <w:rPr>
             <w:rStyle w:val="Hyperlink"/>
@@ -48864,8 +48889,8 @@
         <w:t xml:space="preserve">.</w:t>
       </w:r>
     </w:p>
-    <w:bookmarkEnd w:id="111"/>
-    <w:bookmarkStart w:id="113" w:name="ref-chan2004"/>
+    <w:bookmarkEnd w:id="112"/>
+    <w:bookmarkStart w:id="114" w:name="ref-chan2004"/>
     <w:p>
       <w:pPr>
         <w:pStyle w:val="Bibliography"/>
@@ -48885,7 +48910,7 @@
       <w:r>
         <w:t xml:space="preserve"> </w:t>
       </w:r>
-      <w:hyperlink r:id="rId112">
+      <w:hyperlink r:id="rId113">
         <w:r>
           <w:rPr>
             <w:rStyle w:val="Hyperlink"/>
@@ -48897,8 +48922,8 @@
         <w:t xml:space="preserve">.</w:t>
       </w:r>
     </w:p>
-    <w:bookmarkEnd w:id="113"/>
-    <w:bookmarkStart w:id="115" w:name="ref-elmachtoub2022"/>
+    <w:bookmarkEnd w:id="114"/>
+    <w:bookmarkStart w:id="116" w:name="ref-elmachtoub2022"/>
     <w:p>
       <w:pPr>
         <w:pStyle w:val="Bibliography"/>
@@ -48943,7 +48968,7 @@
       <w:r>
         <w:t xml:space="preserve"> </w:t>
       </w:r>
-      <w:hyperlink r:id="rId114">
+      <w:hyperlink r:id="rId115">
         <w:r>
           <w:rPr>
             <w:rStyle w:val="Hyperlink"/>
@@ -48955,8 +48980,8 @@
         <w:t xml:space="preserve">.</w:t>
       </w:r>
     </w:p>
-    <w:bookmarkEnd w:id="115"/>
-    <w:bookmarkStart w:id="117" w:name="ref-enwerem2026"/>
+    <w:bookmarkEnd w:id="116"/>
+    <w:bookmarkStart w:id="118" w:name="ref-enwerem2026"/>
     <w:p>
       <w:pPr>
         <w:pStyle w:val="Bibliography"/>
@@ -48976,7 +49001,7 @@
       <w:r>
         <w:t xml:space="preserve"> </w:t>
       </w:r>
-      <w:hyperlink r:id="rId116">
+      <w:hyperlink r:id="rId117">
         <w:r>
           <w:rPr>
             <w:rStyle w:val="Hyperlink"/>
@@ -48988,8 +49013,8 @@
         <w:t xml:space="preserve">.</w:t>
       </w:r>
     </w:p>
-    <w:bookmarkEnd w:id="117"/>
-    <w:bookmarkStart w:id="119" w:name="ref-fogler_examples"/>
+    <w:bookmarkEnd w:id="118"/>
+    <w:bookmarkStart w:id="120" w:name="ref-fogler_examples"/>
     <w:p>
       <w:pPr>
         <w:pStyle w:val="Bibliography"/>
@@ -49009,7 +49034,7 @@
       <w:r>
         <w:t xml:space="preserve"> </w:t>
       </w:r>
-      <w:hyperlink r:id="rId118">
+      <w:hyperlink r:id="rId119">
         <w:r>
           <w:rPr>
             <w:rStyle w:val="Hyperlink"/>
@@ -49021,8 +49046,8 @@
         <w:t xml:space="preserve">.</w:t>
       </w:r>
     </w:p>
-    <w:bookmarkEnd w:id="119"/>
-    <w:bookmarkStart w:id="121" w:name="ref-goel2021"/>
+    <w:bookmarkEnd w:id="120"/>
+    <w:bookmarkStart w:id="122" w:name="ref-goel2021"/>
     <w:p>
       <w:pPr>
         <w:pStyle w:val="Bibliography"/>
@@ -49055,7 +49080,7 @@
       <w:r>
         <w:t xml:space="preserve"> </w:t>
       </w:r>
-      <w:hyperlink r:id="rId120">
+      <w:hyperlink r:id="rId121">
         <w:r>
           <w:rPr>
             <w:rStyle w:val="Hyperlink"/>
@@ -49067,8 +49092,8 @@
         <w:t xml:space="preserve">.</w:t>
       </w:r>
     </w:p>
-    <w:bookmarkEnd w:id="121"/>
-    <w:bookmarkStart w:id="123" w:name="ref-hermann1977"/>
+    <w:bookmarkEnd w:id="122"/>
+    <w:bookmarkStart w:id="124" w:name="ref-hermann1977"/>
     <w:p>
       <w:pPr>
         <w:pStyle w:val="Bibliography"/>
@@ -49104,7 +49129,7 @@
       <w:r>
         <w:t xml:space="preserve"> </w:t>
       </w:r>
-      <w:hyperlink r:id="rId122">
+      <w:hyperlink r:id="rId123">
         <w:r>
           <w:rPr>
             <w:rStyle w:val="Hyperlink"/>
@@ -49116,8 +49141,8 @@
         <w:t xml:space="preserve">.</w:t>
       </w:r>
     </w:p>
-    <w:bookmarkEnd w:id="123"/>
-    <w:bookmarkStart w:id="125" w:name="ref-klenske2016"/>
+    <w:bookmarkEnd w:id="124"/>
+    <w:bookmarkStart w:id="126" w:name="ref-klenske2016"/>
     <w:p>
       <w:pPr>
         <w:pStyle w:val="Bibliography"/>
@@ -49153,7 +49178,7 @@
       <w:r>
         <w:t xml:space="preserve"> </w:t>
       </w:r>
-      <w:hyperlink r:id="rId124">
+      <w:hyperlink r:id="rId125">
         <w:r>
           <w:rPr>
             <w:rStyle w:val="Hyperlink"/>
@@ -49165,8 +49190,8 @@
         <w:t xml:space="preserve">.</w:t>
       </w:r>
     </w:p>
-    <w:bookmarkEnd w:id="125"/>
-    <w:bookmarkStart w:id="127" w:name="ref-lall2002"/>
+    <w:bookmarkEnd w:id="126"/>
+    <w:bookmarkStart w:id="128" w:name="ref-lall2002"/>
     <w:p>
       <w:pPr>
         <w:pStyle w:val="Bibliography"/>
@@ -49202,7 +49227,7 @@
       <w:r>
         <w:t xml:space="preserve"> </w:t>
       </w:r>
-      <w:hyperlink r:id="rId126">
+      <w:hyperlink r:id="rId127">
         <w:r>
           <w:rPr>
             <w:rStyle w:val="Hyperlink"/>
@@ -49214,8 +49239,8 @@
         <w:t xml:space="preserve">.</w:t>
       </w:r>
     </w:p>
-    <w:bookmarkEnd w:id="127"/>
-    <w:bookmarkStart w:id="129" w:name="ref-rao2003"/>
+    <w:bookmarkEnd w:id="128"/>
+    <w:bookmarkStart w:id="130" w:name="ref-rao2003"/>
     <w:p>
       <w:pPr>
         <w:pStyle w:val="Bibliography"/>
@@ -49251,7 +49276,7 @@
       <w:r>
         <w:t xml:space="preserve"> </w:t>
       </w:r>
-      <w:hyperlink r:id="rId128">
+      <w:hyperlink r:id="rId129">
         <w:r>
           <w:rPr>
             <w:rStyle w:val="Hyperlink"/>
@@ -49263,8 +49288,8 @@
         <w:t xml:space="preserve">.</w:t>
       </w:r>
     </w:p>
-    <w:bookmarkEnd w:id="129"/>
-    <w:bookmarkStart w:id="131" w:name="ref-rawlings2017"/>
+    <w:bookmarkEnd w:id="130"/>
+    <w:bookmarkStart w:id="132" w:name="ref-rawlings2017"/>
     <w:p>
       <w:pPr>
         <w:pStyle w:val="Bibliography"/>
@@ -49288,7 +49313,7 @@
       <w:r>
         <w:t xml:space="preserve"> </w:t>
       </w:r>
-      <w:hyperlink r:id="rId130">
+      <w:hyperlink r:id="rId131">
         <w:r>
           <w:rPr>
             <w:rStyle w:val="Hyperlink"/>
@@ -49300,8 +49325,8 @@
         <w:t xml:space="preserve">.</w:t>
       </w:r>
     </w:p>
-    <w:bookmarkEnd w:id="131"/>
-    <w:bookmarkStart w:id="133" w:name="ref-schaum2007"/>
+    <w:bookmarkEnd w:id="132"/>
+    <w:bookmarkStart w:id="134" w:name="ref-schaum2007"/>
     <w:p>
       <w:pPr>
         <w:pStyle w:val="Bibliography"/>
@@ -49334,7 +49359,7 @@
       <w:r>
         <w:t xml:space="preserve"> </w:t>
       </w:r>
-      <w:hyperlink r:id="rId132">
+      <w:hyperlink r:id="rId133">
         <w:r>
           <w:rPr>
             <w:rStyle w:val="Hyperlink"/>
@@ -49346,8 +49371,8 @@
         <w:t xml:space="preserve">.</w:t>
       </w:r>
     </w:p>
-    <w:bookmarkEnd w:id="133"/>
-    <w:bookmarkStart w:id="135" w:name="ref-villaverde2016"/>
+    <w:bookmarkEnd w:id="134"/>
+    <w:bookmarkStart w:id="136" w:name="ref-villaverde2016"/>
     <w:p>
       <w:pPr>
         <w:pStyle w:val="Bibliography"/>
@@ -49383,7 +49408,7 @@
       <w:r>
         <w:t xml:space="preserve"> </w:t>
       </w:r>
-      <w:hyperlink r:id="rId134">
+      <w:hyperlink r:id="rId135">
         <w:r>
           <w:rPr>
             <w:rStyle w:val="Hyperlink"/>
@@ -49395,9 +49420,9 @@
         <w:t xml:space="preserve">.</w:t>
       </w:r>
     </w:p>
-    <w:bookmarkEnd w:id="135"/>
     <w:bookmarkEnd w:id="136"/>
     <w:bookmarkEnd w:id="137"/>
+    <w:bookmarkEnd w:id="138"/>
     <w:sectPr/>
   </w:body>
 </w:document>
